--- a/Шаблон.docx
+++ b/Шаблон.docx
@@ -246,8 +246,10 @@
           <w:sz w:val="20"/>
           <w:szCs w:val="20"/>
         </w:rPr>
-        <w:t xml:space="preserve">               </w:t>
-      </w:r>
+        <w:t xml:space="preserve">             </w:t>
+      </w:r>
+      <w:bookmarkStart w:id="0" w:name="_GoBack"/>
+      <w:bookmarkEnd w:id="0"/>
       <w:r>
         <w:rPr>
           <w:bCs/>
@@ -1197,8 +1199,6 @@
         </w:rPr>
         <w:t>поставки</w:t>
       </w:r>
-      <w:bookmarkStart w:id="0" w:name="_GoBack"/>
-      <w:bookmarkEnd w:id="0"/>
       <w:r>
         <w:rPr>
           <w:sz w:val="20"/>

--- a/Шаблон.docx
+++ b/Шаблон.docx
@@ -248,8 +248,6 @@
         </w:rPr>
         <w:t xml:space="preserve">             </w:t>
       </w:r>
-      <w:bookmarkStart w:id="0" w:name="_GoBack"/>
-      <w:bookmarkEnd w:id="0"/>
       <w:r>
         <w:rPr>
           <w:bCs/>
@@ -406,8 +404,17 @@
                 <w:sz w:val="20"/>
                 <w:szCs w:val="20"/>
               </w:rPr>
-              <w:t>Цена за 1 килограмм, руб</w:t>
-            </w:r>
+              <w:t xml:space="preserve">Цена за 1 килограмм, </w:t>
+            </w:r>
+            <w:proofErr w:type="spellStart"/>
+            <w:r>
+              <w:rPr>
+                <w:sz w:val="20"/>
+                <w:szCs w:val="20"/>
+              </w:rPr>
+              <w:t>руб</w:t>
+            </w:r>
+            <w:proofErr w:type="spellEnd"/>
           </w:p>
         </w:tc>
         <w:tc>
@@ -534,7 +541,43 @@
                 <w:szCs w:val="20"/>
                 <w:lang w:val="en-US"/>
               </w:rPr>
-              <w:t>${всего кг}</w:t>
+              <w:t>${</w:t>
+            </w:r>
+            <w:proofErr w:type="spellStart"/>
+            <w:r>
+              <w:rPr>
+                <w:sz w:val="20"/>
+                <w:szCs w:val="20"/>
+                <w:lang w:val="en-US"/>
+              </w:rPr>
+              <w:t>всего</w:t>
+            </w:r>
+            <w:proofErr w:type="spellEnd"/>
+            <w:r>
+              <w:rPr>
+                <w:sz w:val="20"/>
+                <w:szCs w:val="20"/>
+                <w:lang w:val="en-US"/>
+              </w:rPr>
+              <w:t xml:space="preserve"> </w:t>
+            </w:r>
+            <w:proofErr w:type="spellStart"/>
+            <w:r>
+              <w:rPr>
+                <w:sz w:val="20"/>
+                <w:szCs w:val="20"/>
+                <w:lang w:val="en-US"/>
+              </w:rPr>
+              <w:t>кг</w:t>
+            </w:r>
+            <w:proofErr w:type="spellEnd"/>
+            <w:r>
+              <w:rPr>
+                <w:sz w:val="20"/>
+                <w:szCs w:val="20"/>
+                <w:lang w:val="en-US"/>
+              </w:rPr>
+              <w:t>}</w:t>
             </w:r>
           </w:p>
         </w:tc>
@@ -564,7 +607,25 @@
                 <w:szCs w:val="20"/>
                 <w:lang w:val="en-US"/>
               </w:rPr>
-              <w:t xml:space="preserve">${Цена </w:t>
+              <w:t>${</w:t>
+            </w:r>
+            <w:proofErr w:type="spellStart"/>
+            <w:r>
+              <w:rPr>
+                <w:sz w:val="20"/>
+                <w:szCs w:val="20"/>
+                <w:lang w:val="en-US"/>
+              </w:rPr>
+              <w:t>Цена</w:t>
+            </w:r>
+            <w:proofErr w:type="spellEnd"/>
+            <w:r>
+              <w:rPr>
+                <w:sz w:val="20"/>
+                <w:szCs w:val="20"/>
+                <w:lang w:val="en-US"/>
+              </w:rPr>
+              <w:t xml:space="preserve"> </w:t>
             </w:r>
             <w:r>
               <w:rPr>
@@ -580,13 +641,23 @@
               </w:rPr>
               <w:t xml:space="preserve"> (</w:t>
             </w:r>
+            <w:proofErr w:type="spellStart"/>
             <w:r>
               <w:rPr>
                 <w:sz w:val="20"/>
                 <w:szCs w:val="20"/>
                 <w:lang w:val="en-US"/>
               </w:rPr>
-              <w:t>Дост)</w:t>
+              <w:t>Дост</w:t>
+            </w:r>
+            <w:proofErr w:type="spellEnd"/>
+            <w:r>
+              <w:rPr>
+                <w:sz w:val="20"/>
+                <w:szCs w:val="20"/>
+                <w:lang w:val="en-US"/>
+              </w:rPr>
+              <w:t>)</w:t>
             </w:r>
             <w:r>
               <w:rPr>
@@ -1191,6 +1262,7 @@
         </w:rPr>
         <w:t xml:space="preserve">дрес </w:t>
       </w:r>
+      <w:proofErr w:type="spellStart"/>
       <w:r>
         <w:rPr>
           <w:sz w:val="20"/>
@@ -1199,6 +1271,7 @@
         </w:rPr>
         <w:t>поставки</w:t>
       </w:r>
+      <w:proofErr w:type="spellEnd"/>
       <w:r>
         <w:rPr>
           <w:sz w:val="20"/>
@@ -1221,13 +1294,41 @@
         </w:rPr>
         <w:t>${</w:t>
       </w:r>
+      <w:proofErr w:type="spellStart"/>
       <w:r>
         <w:rPr>
           <w:sz w:val="20"/>
           <w:szCs w:val="20"/>
           <w:lang w:val="en-US"/>
         </w:rPr>
-        <w:t>Адрес (Организация)</w:t>
+        <w:t>Адрес</w:t>
+      </w:r>
+      <w:proofErr w:type="spellEnd"/>
+      <w:r>
+        <w:rPr>
+          <w:sz w:val="20"/>
+          <w:szCs w:val="20"/>
+          <w:lang w:val="en-US"/>
+        </w:rPr>
+        <w:t xml:space="preserve"> (</w:t>
+      </w:r>
+      <w:proofErr w:type="spellStart"/>
+      <w:r>
+        <w:rPr>
+          <w:sz w:val="20"/>
+          <w:szCs w:val="20"/>
+          <w:lang w:val="en-US"/>
+        </w:rPr>
+        <w:t>Организация</w:t>
+      </w:r>
+      <w:proofErr w:type="spellEnd"/>
+      <w:r>
+        <w:rPr>
+          <w:sz w:val="20"/>
+          <w:szCs w:val="20"/>
+          <w:lang w:val="en-US"/>
+        </w:rPr>
+        <w:t>)</w:t>
       </w:r>
       <w:r>
         <w:rPr>
@@ -1546,18 +1647,18 @@
     </w:p>
     <w:tbl>
       <w:tblPr>
-        <w:tblW w:w="0" w:type="auto"/>
+        <w:tblW w:w="9021" w:type="dxa"/>
         <w:tblInd w:w="477" w:type="dxa"/>
         <w:tblLook w:val="01E0" w:firstRow="1" w:lastRow="1" w:firstColumn="1" w:lastColumn="1" w:noHBand="0" w:noVBand="0"/>
       </w:tblPr>
       <w:tblGrid>
-        <w:gridCol w:w="4309"/>
-        <w:gridCol w:w="4569"/>
+        <w:gridCol w:w="4059"/>
+        <w:gridCol w:w="4962"/>
       </w:tblGrid>
       <w:tr>
         <w:tc>
           <w:tcPr>
-            <w:tcW w:w="4309" w:type="dxa"/>
+            <w:tcW w:w="4059" w:type="dxa"/>
             <w:vAlign w:val="center"/>
             <w:hideMark/>
           </w:tcPr>
@@ -1588,7 +1689,7 @@
         </w:tc>
         <w:tc>
           <w:tcPr>
-            <w:tcW w:w="4569" w:type="dxa"/>
+            <w:tcW w:w="4962" w:type="dxa"/>
             <w:vAlign w:val="center"/>
             <w:hideMark/>
           </w:tcPr>
@@ -1614,7 +1715,7 @@
       <w:tr>
         <w:tc>
           <w:tcPr>
-            <w:tcW w:w="4309" w:type="dxa"/>
+            <w:tcW w:w="4059" w:type="dxa"/>
             <w:vAlign w:val="center"/>
             <w:hideMark/>
           </w:tcPr>
@@ -1625,6 +1726,7 @@
               <w:rPr>
                 <w:b w:val="0"/>
                 <w:sz w:val="20"/>
+                <w:lang w:val="en-US"/>
               </w:rPr>
             </w:pPr>
             <w:r>
@@ -1632,13 +1734,38 @@
                 <w:b w:val="0"/>
                 <w:sz w:val="20"/>
               </w:rPr>
-              <w:t xml:space="preserve"> ООО «Рисоптторг»</w:t>
-            </w:r>
+              <w:t xml:space="preserve"> </w:t>
+            </w:r>
+            <w:r>
+              <w:rPr>
+                <w:b w:val="0"/>
+                <w:sz w:val="20"/>
+                <w:lang w:val="en-US"/>
+              </w:rPr>
+              <w:t>${</w:t>
+            </w:r>
+            <w:r>
+              <w:rPr>
+                <w:b w:val="0"/>
+                <w:sz w:val="20"/>
+              </w:rPr>
+              <w:t>Поставщик</w:t>
+            </w:r>
+            <w:r>
+              <w:rPr>
+                <w:b w:val="0"/>
+                <w:sz w:val="20"/>
+                <w:lang w:val="en-US"/>
+              </w:rPr>
+              <w:t>}</w:t>
+            </w:r>
+            <w:bookmarkStart w:id="0" w:name="_GoBack"/>
+            <w:bookmarkEnd w:id="0"/>
           </w:p>
         </w:tc>
         <w:tc>
           <w:tcPr>
-            <w:tcW w:w="4569" w:type="dxa"/>
+            <w:tcW w:w="4962" w:type="dxa"/>
             <w:vAlign w:val="center"/>
             <w:hideMark/>
           </w:tcPr>
@@ -1687,7 +1814,7 @@
       <w:tr>
         <w:tc>
           <w:tcPr>
-            <w:tcW w:w="4309" w:type="dxa"/>
+            <w:tcW w:w="4059" w:type="dxa"/>
             <w:vAlign w:val="center"/>
           </w:tcPr>
           <w:p>
@@ -1702,7 +1829,7 @@
         </w:tc>
         <w:tc>
           <w:tcPr>
-            <w:tcW w:w="4569" w:type="dxa"/>
+            <w:tcW w:w="4962" w:type="dxa"/>
             <w:vAlign w:val="center"/>
             <w:hideMark/>
           </w:tcPr>
@@ -1720,7 +1847,7 @@
       <w:tr>
         <w:tc>
           <w:tcPr>
-            <w:tcW w:w="4309" w:type="dxa"/>
+            <w:tcW w:w="4059" w:type="dxa"/>
             <w:vAlign w:val="center"/>
           </w:tcPr>
           <w:p>
@@ -1739,42 +1866,42 @@
               <w:rPr>
                 <w:b w:val="0"/>
                 <w:sz w:val="20"/>
+                <w:lang w:val="en-US"/>
               </w:rPr>
             </w:pPr>
             <w:r>
               <w:rPr>
                 <w:b w:val="0"/>
                 <w:sz w:val="20"/>
-              </w:rPr>
-              <w:t xml:space="preserve">Директор__________________ / </w:t>
-            </w:r>
-            <w:r>
-              <w:rPr>
-                <w:b w:val="0"/>
-                <w:sz w:val="20"/>
+                <w:lang w:val="en-US"/>
               </w:rPr>
               <w:t>${</w:t>
             </w:r>
-            <w:r>
-              <w:rPr>
-                <w:b w:val="0"/>
-                <w:sz w:val="20"/>
-              </w:rPr>
-              <w:t>ФИО Директора Рисопторга</w:t>
-            </w:r>
-            <w:r>
-              <w:rPr>
-                <w:b w:val="0"/>
-                <w:sz w:val="20"/>
+            <w:proofErr w:type="spellStart"/>
+            <w:r>
+              <w:rPr>
+                <w:b w:val="0"/>
+                <w:sz w:val="20"/>
+                <w:lang w:val="en-US"/>
+              </w:rPr>
+              <w:t>FinalString</w:t>
+            </w:r>
+            <w:r>
+              <w:rPr>
+                <w:b w:val="0"/>
+                <w:sz w:val="20"/>
+                <w:lang w:val="en-US"/>
+              </w:rPr>
+              <w:t>Supplier</w:t>
+            </w:r>
+            <w:proofErr w:type="spellEnd"/>
+            <w:r>
+              <w:rPr>
+                <w:b w:val="0"/>
+                <w:sz w:val="20"/>
+                <w:lang w:val="en-US"/>
               </w:rPr>
               <w:t>}</w:t>
-            </w:r>
-            <w:r>
-              <w:rPr>
-                <w:b w:val="0"/>
-                <w:sz w:val="20"/>
-              </w:rPr>
-              <w:t xml:space="preserve"> /</w:t>
             </w:r>
           </w:p>
           <w:p>
@@ -1815,7 +1942,7 @@
         </w:tc>
         <w:tc>
           <w:tcPr>
-            <w:tcW w:w="4569" w:type="dxa"/>
+            <w:tcW w:w="4962" w:type="dxa"/>
             <w:vAlign w:val="center"/>
           </w:tcPr>
           <w:p>
@@ -1843,7 +1970,25 @@
                 <w:sz w:val="20"/>
                 <w:lang w:val="en-US"/>
               </w:rPr>
-              <w:t>${FinalStringDirector}</w:t>
+              <w:t>${</w:t>
+            </w:r>
+            <w:proofErr w:type="spellStart"/>
+            <w:r>
+              <w:rPr>
+                <w:b w:val="0"/>
+                <w:sz w:val="20"/>
+                <w:lang w:val="en-US"/>
+              </w:rPr>
+              <w:t>FinalStringDirector</w:t>
+            </w:r>
+            <w:proofErr w:type="spellEnd"/>
+            <w:r>
+              <w:rPr>
+                <w:b w:val="0"/>
+                <w:sz w:val="20"/>
+                <w:lang w:val="en-US"/>
+              </w:rPr>
+              <w:t>}</w:t>
             </w:r>
           </w:p>
           <w:p>

--- a/Шаблон.docx
+++ b/Шаблон.docx
@@ -1652,13 +1652,13 @@
         <w:tblLook w:val="01E0" w:firstRow="1" w:lastRow="1" w:firstColumn="1" w:lastColumn="1" w:noHBand="0" w:noVBand="0"/>
       </w:tblPr>
       <w:tblGrid>
-        <w:gridCol w:w="4059"/>
-        <w:gridCol w:w="4962"/>
+        <w:gridCol w:w="4201"/>
+        <w:gridCol w:w="4820"/>
       </w:tblGrid>
       <w:tr>
         <w:tc>
           <w:tcPr>
-            <w:tcW w:w="4059" w:type="dxa"/>
+            <w:tcW w:w="4201" w:type="dxa"/>
             <w:vAlign w:val="center"/>
             <w:hideMark/>
           </w:tcPr>
@@ -1689,7 +1689,7 @@
         </w:tc>
         <w:tc>
           <w:tcPr>
-            <w:tcW w:w="4962" w:type="dxa"/>
+            <w:tcW w:w="4820" w:type="dxa"/>
             <w:vAlign w:val="center"/>
             <w:hideMark/>
           </w:tcPr>
@@ -1715,7 +1715,7 @@
       <w:tr>
         <w:tc>
           <w:tcPr>
-            <w:tcW w:w="4059" w:type="dxa"/>
+            <w:tcW w:w="4201" w:type="dxa"/>
             <w:vAlign w:val="center"/>
             <w:hideMark/>
           </w:tcPr>
@@ -1759,13 +1759,11 @@
               </w:rPr>
               <w:t>}</w:t>
             </w:r>
-            <w:bookmarkStart w:id="0" w:name="_GoBack"/>
-            <w:bookmarkEnd w:id="0"/>
           </w:p>
         </w:tc>
         <w:tc>
           <w:tcPr>
-            <w:tcW w:w="4962" w:type="dxa"/>
+            <w:tcW w:w="4820" w:type="dxa"/>
             <w:vAlign w:val="center"/>
             <w:hideMark/>
           </w:tcPr>
@@ -1814,7 +1812,7 @@
       <w:tr>
         <w:tc>
           <w:tcPr>
-            <w:tcW w:w="4059" w:type="dxa"/>
+            <w:tcW w:w="4201" w:type="dxa"/>
             <w:vAlign w:val="center"/>
           </w:tcPr>
           <w:p>
@@ -1829,7 +1827,7 @@
         </w:tc>
         <w:tc>
           <w:tcPr>
-            <w:tcW w:w="4962" w:type="dxa"/>
+            <w:tcW w:w="4820" w:type="dxa"/>
             <w:vAlign w:val="center"/>
             <w:hideMark/>
           </w:tcPr>
@@ -1847,7 +1845,7 @@
       <w:tr>
         <w:tc>
           <w:tcPr>
-            <w:tcW w:w="4059" w:type="dxa"/>
+            <w:tcW w:w="4201" w:type="dxa"/>
             <w:vAlign w:val="center"/>
           </w:tcPr>
           <w:p>
@@ -1942,7 +1940,7 @@
         </w:tc>
         <w:tc>
           <w:tcPr>
-            <w:tcW w:w="4962" w:type="dxa"/>
+            <w:tcW w:w="4820" w:type="dxa"/>
             <w:vAlign w:val="center"/>
           </w:tcPr>
           <w:p>
@@ -2022,7 +2020,10 @@
         </w:tc>
       </w:tr>
     </w:tbl>
-    <w:p/>
+    <w:p>
+      <w:bookmarkStart w:id="0" w:name="_GoBack"/>
+      <w:bookmarkEnd w:id="0"/>
+    </w:p>
     <w:p/>
     <w:sectPr>
       <w:pgSz w:w="11906" w:h="16838"/>
